--- a/Docs/CesuChess_Casos_de_Uso_v2.docx
+++ b/Docs/CesuChess_Casos_de_Uso_v2.docx
@@ -10704,7 +10704,7 @@
                 <w:sz w:val="20"/>
                 <w:szCs w:val="20"/>
               </w:rPr>
-              <w:t xml:space="preserve">2. O Admin informa a posição inicial (FEN), a sequência de lances da solução, o tema e o nível de dificuldade.</w:t>
+              <w:t xml:space="preserve">2. O Admin informa o nome do puzzle, a posição inicial (FEN), a sequência de lances da solução, o tema e o nível de dificuldade.</w:t>
             </w:r>
           </w:p>
           <w:p>
@@ -11771,7 +11771,7 @@
                 <w:sz w:val="20"/>
                 <w:szCs w:val="20"/>
               </w:rPr>
-              <w:t xml:space="preserve">3. O Admin altera dados como tema, dificuldade, solução ou status.</w:t>
+              <w:t xml:space="preserve">3. O Admin altera dados como nome, tema, dificuldade, solução ou status.</w:t>
             </w:r>
           </w:p>
           <w:p>
@@ -16692,6 +16692,469 @@
         <w:spacing w:after="80"/>
       </w:pPr>
     </w:p>
+    <w:p>
+      <w:pPr>
+        <w:pStyle w:val="Heading2"/>
+        <w:keepNext/>
+        <w:spacing w:after="120" w:before="360"/>
+      </w:pPr>
+      <w:r>
+        <w:rPr>
+          <w:rFonts w:ascii="Arial" w:cs="Arial" w:eastAsia="Arial" w:hAnsi="Arial"/>
+          <w:b/>
+          <w:bCs/>
+          <w:color w:val="2563EB"/>
+          <w:sz w:val="26"/>
+          <w:szCs w:val="26"/>
+        </w:rPr>
+        <w:t xml:space="preserve">UC-32 — Resolver Puzzles dos Mestres</w:t>
+      </w:r>
+    </w:p>
+    <w:tbl>
+      <w:tblPr>
+        <w:tblW w:type="dxa" w:w="9360"/>
+        <w:tblBorders>
+          <w:top w:val="single" w:color="auto" w:sz="4"/>
+          <w:left w:val="single" w:color="auto" w:sz="4"/>
+          <w:bottom w:val="single" w:color="auto" w:sz="4"/>
+          <w:right w:val="single" w:color="auto" w:sz="4"/>
+          <w:insideH w:val="single" w:color="auto" w:sz="4"/>
+          <w:insideV w:val="single" w:color="auto" w:sz="4"/>
+        </w:tblBorders>
+      </w:tblPr>
+      <w:tblGrid>
+        <w:gridCol w:w="2200"/>
+        <w:gridCol w:w="7160"/>
+      </w:tblGrid>
+      <w:tr>
+        <w:tc>
+          <w:tcPr>
+            <w:tcW w:type="dxa" w:w="2200"/>
+            <w:tcBorders>
+              <w:top w:val="single" w:color="CBD5E1" w:sz="1"/>
+              <w:left w:val="single" w:color="CBD5E1" w:sz="1"/>
+              <w:bottom w:val="single" w:color="CBD5E1" w:sz="1"/>
+              <w:right w:val="single" w:color="CBD5E1" w:sz="1"/>
+            </w:tcBorders>
+            <w:shd w:fill="DBEAFE" w:val="clear"/>
+            <w:tcMar>
+              <w:top w:type="dxa" w:w="80"/>
+              <w:left w:type="dxa" w:w="120"/>
+              <w:bottom w:type="dxa" w:w="80"/>
+              <w:right w:type="dxa" w:w="120"/>
+            </w:tcMar>
+          </w:tcPr>
+          <w:p>
+            <w:r>
+              <w:rPr>
+                <w:rFonts w:ascii="Arial" w:cs="Arial" w:eastAsia="Arial" w:hAnsi="Arial"/>
+                <w:b/>
+                <w:bCs/>
+                <w:color w:val="1E3A5F"/>
+                <w:sz w:val="20"/>
+                <w:szCs w:val="20"/>
+              </w:rPr>
+              <w:t xml:space="preserve">ID</w:t>
+            </w:r>
+          </w:p>
+        </w:tc>
+        <w:tc>
+          <w:tcPr>
+            <w:tcW w:type="dxa" w:w="7160"/>
+            <w:tcBorders>
+              <w:top w:val="single" w:color="CBD5E1" w:sz="1"/>
+              <w:left w:val="single" w:color="CBD5E1" w:sz="1"/>
+              <w:bottom w:val="single" w:color="CBD5E1" w:sz="1"/>
+              <w:right w:val="single" w:color="CBD5E1" w:sz="1"/>
+            </w:tcBorders>
+            <w:shd w:fill="FFFFFF" w:val="clear"/>
+            <w:tcMar>
+              <w:top w:type="dxa" w:w="80"/>
+              <w:left w:type="dxa" w:w="120"/>
+              <w:bottom w:type="dxa" w:w="80"/>
+              <w:right w:type="dxa" w:w="120"/>
+            </w:tcMar>
+          </w:tcPr>
+          <w:p>
+            <w:r>
+              <w:t>UC-32</w:t>
+            </w:r>
+          </w:p>
+        </w:tc>
+      </w:tr>
+      <w:tr>
+        <w:tc>
+          <w:tcPr>
+            <w:tcW w:type="dxa" w:w="2200"/>
+            <w:tcBorders>
+              <w:top w:val="single" w:color="CBD5E1" w:sz="1"/>
+              <w:left w:val="single" w:color="CBD5E1" w:sz="1"/>
+              <w:bottom w:val="single" w:color="CBD5E1" w:sz="1"/>
+              <w:right w:val="single" w:color="CBD5E1" w:sz="1"/>
+            </w:tcBorders>
+            <w:shd w:fill="DBEAFE" w:val="clear"/>
+            <w:tcMar>
+              <w:top w:type="dxa" w:w="80"/>
+              <w:left w:type="dxa" w:w="120"/>
+              <w:bottom w:type="dxa" w:w="80"/>
+              <w:right w:type="dxa" w:w="120"/>
+            </w:tcMar>
+          </w:tcPr>
+          <w:p>
+            <w:r>
+              <w:rPr>
+                <w:rFonts w:ascii="Arial" w:cs="Arial" w:eastAsia="Arial" w:hAnsi="Arial"/>
+                <w:b/>
+                <w:bCs/>
+                <w:color w:val="1E3A5F"/>
+                <w:sz w:val="20"/>
+                <w:szCs w:val="20"/>
+              </w:rPr>
+              <w:t xml:space="preserve">Nome</w:t>
+            </w:r>
+          </w:p>
+        </w:tc>
+        <w:tc>
+          <w:tcPr>
+            <w:tcW w:type="dxa" w:w="7160"/>
+            <w:tcBorders>
+              <w:top w:val="single" w:color="CBD5E1" w:sz="1"/>
+              <w:left w:val="single" w:color="CBD5E1" w:sz="1"/>
+              <w:bottom w:val="single" w:color="CBD5E1" w:sz="1"/>
+              <w:right w:val="single" w:color="CBD5E1" w:sz="1"/>
+            </w:tcBorders>
+            <w:shd w:fill="FFFFFF" w:val="clear"/>
+            <w:tcMar>
+              <w:top w:type="dxa" w:w="80"/>
+              <w:left w:type="dxa" w:w="120"/>
+              <w:bottom w:type="dxa" w:w="80"/>
+              <w:right w:type="dxa" w:w="120"/>
+            </w:tcMar>
+          </w:tcPr>
+          <w:p>
+            <w:r>
+              <w:t>Resolver Puzzles dos Mestres</w:t>
+            </w:r>
+          </w:p>
+        </w:tc>
+      </w:tr>
+      <w:tr>
+        <w:tc>
+          <w:tcPr>
+            <w:tcW w:type="dxa" w:w="2200"/>
+            <w:tcBorders>
+              <w:top w:val="single" w:color="CBD5E1" w:sz="1"/>
+              <w:left w:val="single" w:color="CBD5E1" w:sz="1"/>
+              <w:bottom w:val="single" w:color="CBD5E1" w:sz="1"/>
+              <w:right w:val="single" w:color="CBD5E1" w:sz="1"/>
+            </w:tcBorders>
+            <w:shd w:fill="DBEAFE" w:val="clear"/>
+            <w:tcMar>
+              <w:top w:type="dxa" w:w="80"/>
+              <w:left w:type="dxa" w:w="120"/>
+              <w:bottom w:type="dxa" w:w="80"/>
+              <w:right w:type="dxa" w:w="120"/>
+            </w:tcMar>
+          </w:tcPr>
+          <w:p>
+            <w:r>
+              <w:rPr>
+                <w:rFonts w:ascii="Arial" w:cs="Arial" w:eastAsia="Arial" w:hAnsi="Arial"/>
+                <w:b/>
+                <w:bCs/>
+                <w:color w:val="1E3A5F"/>
+                <w:sz w:val="20"/>
+                <w:szCs w:val="20"/>
+              </w:rPr>
+              <w:t xml:space="preserve">Ator</w:t>
+            </w:r>
+          </w:p>
+        </w:tc>
+        <w:tc>
+          <w:tcPr>
+            <w:tcW w:type="dxa" w:w="7160"/>
+            <w:tcBorders>
+              <w:top w:val="single" w:color="CBD5E1" w:sz="1"/>
+              <w:left w:val="single" w:color="CBD5E1" w:sz="1"/>
+              <w:bottom w:val="single" w:color="CBD5E1" w:sz="1"/>
+              <w:right w:val="single" w:color="CBD5E1" w:sz="1"/>
+            </w:tcBorders>
+            <w:shd w:fill="FFFFFF" w:val="clear"/>
+            <w:tcMar>
+              <w:top w:type="dxa" w:w="80"/>
+              <w:left w:type="dxa" w:w="120"/>
+              <w:bottom w:type="dxa" w:w="80"/>
+              <w:right w:type="dxa" w:w="120"/>
+            </w:tcMar>
+          </w:tcPr>
+          <w:p>
+            <w:r>
+              <w:t>Usuário</w:t>
+            </w:r>
+          </w:p>
+        </w:tc>
+      </w:tr>
+      <w:tr>
+        <w:tc>
+          <w:tcPr>
+            <w:tcW w:type="dxa" w:w="2200"/>
+            <w:tcBorders>
+              <w:top w:val="single" w:color="CBD5E1" w:sz="1"/>
+              <w:left w:val="single" w:color="CBD5E1" w:sz="1"/>
+              <w:bottom w:val="single" w:color="CBD5E1" w:sz="1"/>
+              <w:right w:val="single" w:color="CBD5E1" w:sz="1"/>
+            </w:tcBorders>
+            <w:shd w:fill="DBEAFE" w:val="clear"/>
+            <w:tcMar>
+              <w:top w:type="dxa" w:w="80"/>
+              <w:left w:type="dxa" w:w="120"/>
+              <w:bottom w:type="dxa" w:w="80"/>
+              <w:right w:type="dxa" w:w="120"/>
+            </w:tcMar>
+          </w:tcPr>
+          <w:p>
+            <w:r>
+              <w:rPr>
+                <w:rFonts w:ascii="Arial" w:cs="Arial" w:eastAsia="Arial" w:hAnsi="Arial"/>
+                <w:b/>
+                <w:bCs/>
+                <w:color w:val="1E3A5F"/>
+                <w:sz w:val="20"/>
+                <w:szCs w:val="20"/>
+              </w:rPr>
+              <w:t xml:space="preserve">Pré-condições</w:t>
+            </w:r>
+          </w:p>
+        </w:tc>
+        <w:tc>
+          <w:tcPr>
+            <w:tcW w:type="dxa" w:w="7160"/>
+            <w:tcBorders>
+              <w:top w:val="single" w:color="CBD5E1" w:sz="1"/>
+              <w:left w:val="single" w:color="CBD5E1" w:sz="1"/>
+              <w:bottom w:val="single" w:color="CBD5E1" w:sz="1"/>
+              <w:right w:val="single" w:color="CBD5E1" w:sz="1"/>
+            </w:tcBorders>
+            <w:shd w:fill="FFFFFF" w:val="clear"/>
+            <w:tcMar>
+              <w:top w:type="dxa" w:w="80"/>
+              <w:left w:type="dxa" w:w="120"/>
+              <w:bottom w:type="dxa" w:w="80"/>
+              <w:right w:type="dxa" w:w="120"/>
+            </w:tcMar>
+          </w:tcPr>
+          <w:p>
+            <w:r>
+              <w:t>Existem puzzles ativos cadastrados pelo Admin no catálogo.</w:t>
+            </w:r>
+          </w:p>
+        </w:tc>
+      </w:tr>
+      <w:tr>
+        <w:tc>
+          <w:tcPr>
+            <w:tcW w:type="dxa" w:w="2200"/>
+            <w:tcBorders>
+              <w:top w:val="single" w:color="CBD5E1" w:sz="1"/>
+              <w:left w:val="single" w:color="CBD5E1" w:sz="1"/>
+              <w:bottom w:val="single" w:color="CBD5E1" w:sz="1"/>
+              <w:right w:val="single" w:color="CBD5E1" w:sz="1"/>
+            </w:tcBorders>
+            <w:shd w:fill="DBEAFE" w:val="clear"/>
+            <w:tcMar>
+              <w:top w:type="dxa" w:w="80"/>
+              <w:left w:type="dxa" w:w="120"/>
+              <w:bottom w:type="dxa" w:w="80"/>
+              <w:right w:type="dxa" w:w="120"/>
+            </w:tcMar>
+          </w:tcPr>
+          <w:p>
+            <w:r>
+              <w:rPr>
+                <w:rFonts w:ascii="Arial" w:cs="Arial" w:eastAsia="Arial" w:hAnsi="Arial"/>
+                <w:b/>
+                <w:bCs/>
+                <w:color w:val="1E3A5F"/>
+                <w:sz w:val="20"/>
+                <w:szCs w:val="20"/>
+              </w:rPr>
+              <w:t xml:space="preserve">Fluxo Principal</w:t>
+            </w:r>
+          </w:p>
+        </w:tc>
+        <w:tc>
+          <w:tcPr>
+            <w:tcW w:type="dxa" w:w="7160"/>
+            <w:tcBorders>
+              <w:top w:val="single" w:color="CBD5E1" w:sz="1"/>
+              <w:left w:val="single" w:color="CBD5E1" w:sz="1"/>
+              <w:bottom w:val="single" w:color="CBD5E1" w:sz="1"/>
+              <w:right w:val="single" w:color="CBD5E1" w:sz="1"/>
+            </w:tcBorders>
+            <w:shd w:fill="FFFFFF" w:val="clear"/>
+            <w:tcMar>
+              <w:top w:type="dxa" w:w="80"/>
+              <w:left w:type="dxa" w:w="120"/>
+              <w:bottom w:type="dxa" w:w="80"/>
+              <w:right w:type="dxa" w:w="120"/>
+            </w:tcMar>
+          </w:tcPr>
+          <w:p>
+            <w:r>
+              <w:t>1. O usuário acessa a página "Puzzles dos Mestres" a partir da lista de problemas.</w:t>
+            </w:r>
+            <w:r>
+              <w:br/>
+            </w:r>
+            <w:r>
+              <w:t>2. O sistema exibe a grade de puzzles ativos do catálogo (nome, tema e rating).</w:t>
+            </w:r>
+            <w:r>
+              <w:br/>
+            </w:r>
+            <w:r>
+              <w:t>3. O usuário seleciona um puzzle e o sistema carrega o tabuleiro na posição inicial.</w:t>
+            </w:r>
+            <w:r>
+              <w:br/>
+            </w:r>
+            <w:r>
+              <w:t>4. O usuário resolve a sequência de lances da solução.</w:t>
+            </w:r>
+            <w:r>
+              <w:br/>
+            </w:r>
+            <w:r>
+              <w:t>5. Ao concluir, o sistema registra o resultado no histórico do jogador.</w:t>
+            </w:r>
+          </w:p>
+        </w:tc>
+      </w:tr>
+      <w:tr>
+        <w:tc>
+          <w:tcPr>
+            <w:tcW w:type="dxa" w:w="2200"/>
+            <w:tcBorders>
+              <w:top w:val="single" w:color="CBD5E1" w:sz="1"/>
+              <w:left w:val="single" w:color="CBD5E1" w:sz="1"/>
+              <w:bottom w:val="single" w:color="CBD5E1" w:sz="1"/>
+              <w:right w:val="single" w:color="CBD5E1" w:sz="1"/>
+            </w:tcBorders>
+            <w:shd w:fill="DBEAFE" w:val="clear"/>
+            <w:tcMar>
+              <w:top w:type="dxa" w:w="80"/>
+              <w:left w:type="dxa" w:w="120"/>
+              <w:bottom w:type="dxa" w:w="80"/>
+              <w:right w:type="dxa" w:w="120"/>
+            </w:tcMar>
+          </w:tcPr>
+          <w:p>
+            <w:r>
+              <w:rPr>
+                <w:rFonts w:ascii="Arial" w:cs="Arial" w:eastAsia="Arial" w:hAnsi="Arial"/>
+                <w:b/>
+                <w:bCs/>
+                <w:color w:val="1E3A5F"/>
+                <w:sz w:val="20"/>
+                <w:szCs w:val="20"/>
+              </w:rPr>
+              <w:t xml:space="preserve">Fluxos Alternativos</w:t>
+            </w:r>
+          </w:p>
+        </w:tc>
+        <w:tc>
+          <w:tcPr>
+            <w:tcW w:type="dxa" w:w="7160"/>
+            <w:tcBorders>
+              <w:top w:val="single" w:color="CBD5E1" w:sz="1"/>
+              <w:left w:val="single" w:color="CBD5E1" w:sz="1"/>
+              <w:bottom w:val="single" w:color="CBD5E1" w:sz="1"/>
+              <w:right w:val="single" w:color="CBD5E1" w:sz="1"/>
+            </w:tcBorders>
+            <w:shd w:fill="FFFFFF" w:val="clear"/>
+            <w:tcMar>
+              <w:top w:type="dxa" w:w="80"/>
+              <w:left w:type="dxa" w:w="120"/>
+              <w:bottom w:type="dxa" w:w="80"/>
+              <w:right w:type="dxa" w:w="120"/>
+            </w:tcMar>
+          </w:tcPr>
+          <w:p>
+            <w:r>
+              <w:t>FA-32a: Nenhum puzzle cadastrado — sistema exibe mensagem informativa.</w:t>
+            </w:r>
+            <w:r>
+              <w:br/>
+            </w:r>
+            <w:r>
+              <w:t>FA-32b: Lance incorreto — sistema sinaliza o erro e permite nova tentativa.</w:t>
+            </w:r>
+            <w:r>
+              <w:br/>
+            </w:r>
+            <w:r>
+              <w:t>FA-32c: Visitante não autenticado — resolve normalmente, mas o resultado não é gravado no histórico.</w:t>
+            </w:r>
+          </w:p>
+        </w:tc>
+      </w:tr>
+      <w:tr>
+        <w:tc>
+          <w:tcPr>
+            <w:tcW w:type="dxa" w:w="2200"/>
+            <w:tcBorders>
+              <w:top w:val="single" w:color="CBD5E1" w:sz="1"/>
+              <w:left w:val="single" w:color="CBD5E1" w:sz="1"/>
+              <w:bottom w:val="single" w:color="CBD5E1" w:sz="1"/>
+              <w:right w:val="single" w:color="CBD5E1" w:sz="1"/>
+            </w:tcBorders>
+            <w:shd w:fill="DBEAFE" w:val="clear"/>
+            <w:tcMar>
+              <w:top w:type="dxa" w:w="80"/>
+              <w:left w:type="dxa" w:w="120"/>
+              <w:bottom w:type="dxa" w:w="80"/>
+              <w:right w:type="dxa" w:w="120"/>
+            </w:tcMar>
+          </w:tcPr>
+          <w:p>
+            <w:r>
+              <w:rPr>
+                <w:rFonts w:ascii="Arial" w:cs="Arial" w:eastAsia="Arial" w:hAnsi="Arial"/>
+                <w:b/>
+                <w:bCs/>
+                <w:color w:val="1E3A5F"/>
+                <w:sz w:val="20"/>
+                <w:szCs w:val="20"/>
+              </w:rPr>
+              <w:t xml:space="preserve">Pós-condições</w:t>
+            </w:r>
+          </w:p>
+        </w:tc>
+        <w:tc>
+          <w:tcPr>
+            <w:tcW w:type="dxa" w:w="7160"/>
+            <w:tcBorders>
+              <w:top w:val="single" w:color="CBD5E1" w:sz="1"/>
+              <w:left w:val="single" w:color="CBD5E1" w:sz="1"/>
+              <w:bottom w:val="single" w:color="CBD5E1" w:sz="1"/>
+              <w:right w:val="single" w:color="CBD5E1" w:sz="1"/>
+            </w:tcBorders>
+            <w:shd w:fill="FFFFFF" w:val="clear"/>
+            <w:tcMar>
+              <w:top w:type="dxa" w:w="80"/>
+              <w:left w:type="dxa" w:w="120"/>
+              <w:bottom w:type="dxa" w:w="80"/>
+              <w:right w:type="dxa" w:w="120"/>
+            </w:tcMar>
+          </w:tcPr>
+          <w:p>
+            <w:r>
+              <w:t>Puzzle resolvido; se autenticado, progresso registrado no histórico do jogador.</w:t>
+            </w:r>
+          </w:p>
+        </w:tc>
+      </w:tr>
+    </w:tbl>
     <w:sectPr>
       <w:footerReference w:type="default" r:id="rId7"/>
       <w:pgSz w:w="12240" w:h="15840" w:orient="portrait"/>
